--- a/!Готовые работы/3.docx
+++ b/!Готовые работы/3.docx
@@ -4,60 +4,2376 @@
   <w:body>
     <w:p>
       <w:pPr>
-        <w:ind w:firstLine="0"/>
-        <w:jc w:val="center"/>
+        <w:pStyle w:val="1"/>
+        <w:ind w:left="851"/>
         <w:rPr>
-          <w:b/>
-          <w:bCs/>
-          <w:lang w:val="en-US"/>
+          <w:sz w:val="28"/>
+          <w:szCs w:val="16"/>
         </w:rPr>
       </w:pPr>
+      <w:r>
+        <w:rPr>
+          <w:sz w:val="28"/>
+          <w:szCs w:val="16"/>
+        </w:rPr>
+        <w:t xml:space="preserve">Производственная работа. </w:t>
+      </w:r>
+      <w:r>
+        <w:rPr>
+          <w:sz w:val="28"/>
+          <w:szCs w:val="16"/>
+        </w:rPr>
+        <w:t xml:space="preserve">Раздел </w:t>
+      </w:r>
+      <w:r>
+        <w:rPr>
+          <w:sz w:val="28"/>
+          <w:szCs w:val="16"/>
+        </w:rPr>
+        <w:t>3</w:t>
+      </w:r>
+    </w:p>
+    <w:p>
       <w:r>
         <w:rPr>
           <w:b/>
-          <w:bCs/>
-        </w:rPr>
-        <w:t xml:space="preserve">ЛАБОРАТОРНАЯ РАБОТА № </w:t>
-      </w:r>
-      <w:r>
-        <w:rPr>
-          <w:b/>
-          <w:bCs/>
-          <w:lang w:val="en-US"/>
-        </w:rPr>
-        <w:t>1</w:t>
-      </w:r>
-    </w:p>
-    <w:p>
-      <w:pPr>
-        <w:rPr>
-          <w:lang w:val="en-US"/>
-        </w:rPr>
-      </w:pPr>
-      <w:r>
-        <w:rPr>
-          <w:b/>
-          <w:bCs/>
         </w:rPr>
         <w:t>Тема:</w:t>
       </w:r>
       <w:r>
         <w:t xml:space="preserve"> </w:t>
       </w:r>
+      <w:r>
+        <w:t>«</w:t>
+      </w:r>
+      <w:r>
+        <w:t xml:space="preserve">Чтение проектной документации. Проектирование </w:t>
+      </w:r>
+      <w:r>
+        <w:t>ER</w:t>
+      </w:r>
+      <w:r>
+        <w:t>-диаграммы</w:t>
+      </w:r>
+      <w:r>
+        <w:t>»</w:t>
+      </w:r>
     </w:p>
     <w:p>
-      <w:pPr>
-        <w:rPr>
-          <w:lang w:val="en-US"/>
-        </w:rPr>
-      </w:pPr>
       <w:r>
         <w:rPr>
           <w:b/>
           <w:bCs/>
         </w:rPr>
-        <w:t>Цель работы:</w:t>
+        <w:t>Цель</w:t>
       </w:r>
+      <w:proofErr w:type="gramStart"/>
+      <w:r>
+        <w:rPr>
+          <w:b/>
+          <w:bCs/>
+        </w:rPr>
+        <w:t xml:space="preserve">: </w:t>
+      </w:r>
+      <w:r>
+        <w:t>Изучить</w:t>
+      </w:r>
+      <w:proofErr w:type="gramEnd"/>
+      <w:r>
+        <w:t xml:space="preserve"> проектную документацию, спроектировать </w:t>
+      </w:r>
+      <w:r>
+        <w:t>ER</w:t>
+      </w:r>
+      <w:r>
+        <w:t xml:space="preserve">-диаграмму реляционной БД в </w:t>
+      </w:r>
+      <w:r>
+        <w:t>CASE</w:t>
+      </w:r>
+      <w:r>
+        <w:t xml:space="preserve">-средстве, обеспечить 3 нормальную форму и ссылочную целостность, экспортировать диаграмму в </w:t>
+      </w:r>
+      <w:r>
+        <w:t>PDF</w:t>
+      </w:r>
+      <w:r>
+        <w:t>.</w:t>
+      </w:r>
+    </w:p>
+    <w:p>
+      <w:r>
+        <w:rPr>
+          <w:b/>
+          <w:bCs/>
+        </w:rPr>
+        <w:t>Вариант 22:</w:t>
+      </w:r>
+      <w:r>
+        <w:t xml:space="preserve"> </w:t>
+      </w:r>
+      <w:r>
+        <w:t>Автоцентр «Плюс»</w:t>
+      </w:r>
+    </w:p>
+    <w:p>
+      <w:pPr>
+        <w:pStyle w:val="21"/>
+        <w:ind w:left="851"/>
+      </w:pPr>
+      <w:r>
+        <w:t>3.1. Сущности и атрибуты</w:t>
+      </w:r>
+    </w:p>
+    <w:tbl>
+      <w:tblPr>
+        <w:tblStyle w:val="ad"/>
+        <w:tblW w:w="10129" w:type="dxa"/>
+        <w:tblLook w:val="04A0" w:firstRow="1" w:lastRow="0" w:firstColumn="1" w:lastColumn="0" w:noHBand="0" w:noVBand="1"/>
+      </w:tblPr>
+      <w:tblGrid>
+        <w:gridCol w:w="3377"/>
+        <w:gridCol w:w="3376"/>
+        <w:gridCol w:w="3376"/>
+      </w:tblGrid>
+      <w:tr>
+        <w:trPr>
+          <w:trHeight w:val="201"/>
+        </w:trPr>
+        <w:tc>
+          <w:tcPr>
+            <w:tcW w:w="3377" w:type="dxa"/>
+          </w:tcPr>
+          <w:p>
+            <w:pPr>
+              <w:spacing w:after="20"/>
+              <w:rPr>
+                <w:sz w:val="24"/>
+                <w:szCs w:val="32"/>
+              </w:rPr>
+            </w:pPr>
+            <w:r>
+              <w:rPr>
+                <w:b/>
+                <w:sz w:val="24"/>
+                <w:szCs w:val="32"/>
+              </w:rPr>
+              <w:t>Сущность</w:t>
+            </w:r>
+          </w:p>
+        </w:tc>
+        <w:tc>
+          <w:tcPr>
+            <w:tcW w:w="3376" w:type="dxa"/>
+          </w:tcPr>
+          <w:p>
+            <w:pPr>
+              <w:spacing w:after="20"/>
+              <w:rPr>
+                <w:sz w:val="24"/>
+                <w:szCs w:val="32"/>
+              </w:rPr>
+            </w:pPr>
+            <w:r>
+              <w:rPr>
+                <w:b/>
+                <w:sz w:val="24"/>
+                <w:szCs w:val="32"/>
+              </w:rPr>
+              <w:t>Атрибуты</w:t>
+            </w:r>
+          </w:p>
+        </w:tc>
+        <w:tc>
+          <w:tcPr>
+            <w:tcW w:w="3376" w:type="dxa"/>
+          </w:tcPr>
+          <w:p>
+            <w:pPr>
+              <w:spacing w:after="20"/>
+              <w:rPr>
+                <w:sz w:val="24"/>
+                <w:szCs w:val="32"/>
+              </w:rPr>
+            </w:pPr>
+            <w:r>
+              <w:rPr>
+                <w:b/>
+                <w:sz w:val="24"/>
+                <w:szCs w:val="32"/>
+              </w:rPr>
+              <w:t>Комментарий</w:t>
+            </w:r>
+          </w:p>
+        </w:tc>
+      </w:tr>
+      <w:tr>
+        <w:trPr>
+          <w:trHeight w:val="590"/>
+        </w:trPr>
+        <w:tc>
+          <w:tcPr>
+            <w:tcW w:w="3377" w:type="dxa"/>
+          </w:tcPr>
+          <w:p>
+            <w:pPr>
+              <w:spacing w:after="20"/>
+              <w:ind w:firstLine="0"/>
+              <w:rPr>
+                <w:sz w:val="24"/>
+                <w:szCs w:val="32"/>
+              </w:rPr>
+            </w:pPr>
+            <w:r>
+              <w:rPr>
+                <w:sz w:val="24"/>
+                <w:szCs w:val="32"/>
+              </w:rPr>
+              <w:t>Customer (Заказчик)</w:t>
+            </w:r>
+          </w:p>
+        </w:tc>
+        <w:tc>
+          <w:tcPr>
+            <w:tcW w:w="3376" w:type="dxa"/>
+          </w:tcPr>
+          <w:p>
+            <w:pPr>
+              <w:spacing w:after="20"/>
+              <w:ind w:firstLine="0"/>
+              <w:rPr>
+                <w:sz w:val="24"/>
+                <w:szCs w:val="32"/>
+                <w:lang w:val="en-US"/>
+              </w:rPr>
+            </w:pPr>
+            <w:r>
+              <w:rPr>
+                <w:sz w:val="24"/>
+                <w:szCs w:val="32"/>
+                <w:lang w:val="en-US"/>
+              </w:rPr>
+              <w:t xml:space="preserve">Id (PK), Code, Name, INN (UNIQUE), Address, Phone, Email, </w:t>
+            </w:r>
+            <w:proofErr w:type="spellStart"/>
+            <w:r>
+              <w:rPr>
+                <w:sz w:val="24"/>
+                <w:szCs w:val="32"/>
+                <w:lang w:val="en-US"/>
+              </w:rPr>
+              <w:t>IsBuyer</w:t>
+            </w:r>
+            <w:proofErr w:type="spellEnd"/>
+            <w:r>
+              <w:rPr>
+                <w:sz w:val="24"/>
+                <w:szCs w:val="32"/>
+                <w:lang w:val="en-US"/>
+              </w:rPr>
+              <w:t xml:space="preserve">, </w:t>
+            </w:r>
+            <w:proofErr w:type="spellStart"/>
+            <w:r>
+              <w:rPr>
+                <w:sz w:val="24"/>
+                <w:szCs w:val="32"/>
+                <w:lang w:val="en-US"/>
+              </w:rPr>
+              <w:t>IsSalesman</w:t>
+            </w:r>
+            <w:proofErr w:type="spellEnd"/>
+            <w:r>
+              <w:rPr>
+                <w:sz w:val="24"/>
+                <w:szCs w:val="32"/>
+                <w:lang w:val="en-US"/>
+              </w:rPr>
+              <w:t xml:space="preserve">, </w:t>
+            </w:r>
+            <w:proofErr w:type="spellStart"/>
+            <w:r>
+              <w:rPr>
+                <w:sz w:val="24"/>
+                <w:szCs w:val="32"/>
+                <w:lang w:val="en-US"/>
+              </w:rPr>
+              <w:t>CreatedAt</w:t>
+            </w:r>
+            <w:proofErr w:type="spellEnd"/>
+          </w:p>
+        </w:tc>
+        <w:tc>
+          <w:tcPr>
+            <w:tcW w:w="3376" w:type="dxa"/>
+          </w:tcPr>
+          <w:p>
+            <w:pPr>
+              <w:spacing w:after="20"/>
+              <w:ind w:firstLine="0"/>
+              <w:rPr>
+                <w:sz w:val="24"/>
+                <w:szCs w:val="32"/>
+              </w:rPr>
+            </w:pPr>
+            <w:r>
+              <w:rPr>
+                <w:sz w:val="24"/>
+                <w:szCs w:val="32"/>
+              </w:rPr>
+              <w:t xml:space="preserve">Справочник контрагентов из </w:t>
+            </w:r>
+            <w:proofErr w:type="spellStart"/>
+            <w:r>
+              <w:rPr>
+                <w:sz w:val="24"/>
+                <w:szCs w:val="32"/>
+              </w:rPr>
+              <w:t>Заказчики.json</w:t>
+            </w:r>
+            <w:proofErr w:type="spellEnd"/>
+          </w:p>
+        </w:tc>
+      </w:tr>
+      <w:tr>
+        <w:trPr>
+          <w:trHeight w:val="403"/>
+        </w:trPr>
+        <w:tc>
+          <w:tcPr>
+            <w:tcW w:w="3377" w:type="dxa"/>
+          </w:tcPr>
+          <w:p>
+            <w:pPr>
+              <w:spacing w:after="20"/>
+              <w:ind w:firstLine="0"/>
+              <w:rPr>
+                <w:sz w:val="24"/>
+                <w:szCs w:val="32"/>
+              </w:rPr>
+            </w:pPr>
+            <w:r>
+              <w:rPr>
+                <w:sz w:val="24"/>
+                <w:szCs w:val="32"/>
+              </w:rPr>
+              <w:t>Product (Продукция)</w:t>
+            </w:r>
+          </w:p>
+        </w:tc>
+        <w:tc>
+          <w:tcPr>
+            <w:tcW w:w="3376" w:type="dxa"/>
+          </w:tcPr>
+          <w:p>
+            <w:pPr>
+              <w:spacing w:after="20"/>
+              <w:rPr>
+                <w:sz w:val="24"/>
+                <w:szCs w:val="32"/>
+                <w:lang w:val="en-US"/>
+              </w:rPr>
+            </w:pPr>
+            <w:r>
+              <w:rPr>
+                <w:sz w:val="24"/>
+                <w:szCs w:val="32"/>
+                <w:lang w:val="en-US"/>
+              </w:rPr>
+              <w:t>Id (PK), Code (UNIQUE), Name (UNIQUE), Unit</w:t>
+            </w:r>
+          </w:p>
+        </w:tc>
+        <w:tc>
+          <w:tcPr>
+            <w:tcW w:w="3376" w:type="dxa"/>
+          </w:tcPr>
+          <w:p>
+            <w:pPr>
+              <w:spacing w:after="20"/>
+              <w:ind w:firstLine="0"/>
+              <w:rPr>
+                <w:sz w:val="24"/>
+                <w:szCs w:val="32"/>
+              </w:rPr>
+            </w:pPr>
+            <w:r>
+              <w:rPr>
+                <w:sz w:val="24"/>
+                <w:szCs w:val="32"/>
+              </w:rPr>
+              <w:t>Работы/услуги автоцентра</w:t>
+            </w:r>
+          </w:p>
+        </w:tc>
+      </w:tr>
+      <w:tr>
+        <w:trPr>
+          <w:trHeight w:val="201"/>
+        </w:trPr>
+        <w:tc>
+          <w:tcPr>
+            <w:tcW w:w="3377" w:type="dxa"/>
+          </w:tcPr>
+          <w:p>
+            <w:pPr>
+              <w:spacing w:after="20"/>
+              <w:ind w:firstLine="0"/>
+              <w:rPr>
+                <w:sz w:val="24"/>
+                <w:szCs w:val="32"/>
+              </w:rPr>
+            </w:pPr>
+            <w:proofErr w:type="spellStart"/>
+            <w:r>
+              <w:rPr>
+                <w:sz w:val="24"/>
+                <w:szCs w:val="32"/>
+              </w:rPr>
+              <w:t>Material</w:t>
+            </w:r>
+            <w:proofErr w:type="spellEnd"/>
+            <w:r>
+              <w:rPr>
+                <w:sz w:val="24"/>
+                <w:szCs w:val="32"/>
+              </w:rPr>
+              <w:t xml:space="preserve"> (Материал)</w:t>
+            </w:r>
+          </w:p>
+        </w:tc>
+        <w:tc>
+          <w:tcPr>
+            <w:tcW w:w="3376" w:type="dxa"/>
+          </w:tcPr>
+          <w:p>
+            <w:pPr>
+              <w:spacing w:after="20"/>
+              <w:ind w:firstLine="0"/>
+              <w:rPr>
+                <w:sz w:val="24"/>
+                <w:szCs w:val="32"/>
+                <w:lang w:val="en-US"/>
+              </w:rPr>
+            </w:pPr>
+            <w:r>
+              <w:rPr>
+                <w:sz w:val="24"/>
+                <w:szCs w:val="32"/>
+                <w:lang w:val="en-US"/>
+              </w:rPr>
+              <w:t>Id (PK), Name, Unit, Price</w:t>
+            </w:r>
+          </w:p>
+        </w:tc>
+        <w:tc>
+          <w:tcPr>
+            <w:tcW w:w="3376" w:type="dxa"/>
+          </w:tcPr>
+          <w:p>
+            <w:pPr>
+              <w:spacing w:after="20"/>
+              <w:ind w:firstLine="0"/>
+              <w:rPr>
+                <w:sz w:val="24"/>
+                <w:szCs w:val="32"/>
+              </w:rPr>
+            </w:pPr>
+            <w:r>
+              <w:rPr>
+                <w:sz w:val="24"/>
+                <w:szCs w:val="32"/>
+              </w:rPr>
+              <w:t>Запчасти и расходники</w:t>
+            </w:r>
+          </w:p>
+        </w:tc>
+      </w:tr>
+      <w:tr>
+        <w:trPr>
+          <w:trHeight w:val="388"/>
+        </w:trPr>
+        <w:tc>
+          <w:tcPr>
+            <w:tcW w:w="3377" w:type="dxa"/>
+          </w:tcPr>
+          <w:p>
+            <w:pPr>
+              <w:spacing w:after="20"/>
+              <w:ind w:firstLine="0"/>
+              <w:rPr>
+                <w:sz w:val="24"/>
+                <w:szCs w:val="32"/>
+              </w:rPr>
+            </w:pPr>
+            <w:proofErr w:type="spellStart"/>
+            <w:r>
+              <w:rPr>
+                <w:sz w:val="24"/>
+                <w:szCs w:val="32"/>
+              </w:rPr>
+              <w:t>Operation</w:t>
+            </w:r>
+            <w:proofErr w:type="spellEnd"/>
+            <w:r>
+              <w:rPr>
+                <w:sz w:val="24"/>
+                <w:szCs w:val="32"/>
+              </w:rPr>
+              <w:t xml:space="preserve"> (Технологическая операция)</w:t>
+            </w:r>
+          </w:p>
+        </w:tc>
+        <w:tc>
+          <w:tcPr>
+            <w:tcW w:w="3376" w:type="dxa"/>
+          </w:tcPr>
+          <w:p>
+            <w:pPr>
+              <w:spacing w:after="20"/>
+              <w:ind w:firstLine="0"/>
+              <w:rPr>
+                <w:sz w:val="24"/>
+                <w:szCs w:val="32"/>
+                <w:lang w:val="en-US"/>
+              </w:rPr>
+            </w:pPr>
+            <w:r>
+              <w:rPr>
+                <w:sz w:val="24"/>
+                <w:szCs w:val="32"/>
+                <w:lang w:val="en-US"/>
+              </w:rPr>
+              <w:t>Id (PK), Name, Unit, Price</w:t>
+            </w:r>
+          </w:p>
+        </w:tc>
+        <w:tc>
+          <w:tcPr>
+            <w:tcW w:w="3376" w:type="dxa"/>
+          </w:tcPr>
+          <w:p>
+            <w:pPr>
+              <w:spacing w:after="20"/>
+              <w:ind w:firstLine="0"/>
+              <w:rPr>
+                <w:sz w:val="24"/>
+                <w:szCs w:val="32"/>
+              </w:rPr>
+            </w:pPr>
+            <w:r>
+              <w:rPr>
+                <w:sz w:val="24"/>
+                <w:szCs w:val="32"/>
+              </w:rPr>
+              <w:t>Нормо-часы работ</w:t>
+            </w:r>
+          </w:p>
+        </w:tc>
+      </w:tr>
+      <w:tr>
+        <w:trPr>
+          <w:trHeight w:val="403"/>
+        </w:trPr>
+        <w:tc>
+          <w:tcPr>
+            <w:tcW w:w="3377" w:type="dxa"/>
+          </w:tcPr>
+          <w:p>
+            <w:pPr>
+              <w:spacing w:after="20"/>
+              <w:ind w:firstLine="0"/>
+              <w:rPr>
+                <w:sz w:val="24"/>
+                <w:szCs w:val="32"/>
+              </w:rPr>
+            </w:pPr>
+            <w:proofErr w:type="spellStart"/>
+            <w:r>
+              <w:rPr>
+                <w:sz w:val="24"/>
+                <w:szCs w:val="32"/>
+              </w:rPr>
+              <w:t>Specification</w:t>
+            </w:r>
+            <w:proofErr w:type="spellEnd"/>
+            <w:r>
+              <w:rPr>
+                <w:sz w:val="24"/>
+                <w:szCs w:val="32"/>
+              </w:rPr>
+              <w:t xml:space="preserve"> (Спецификация)</w:t>
+            </w:r>
+          </w:p>
+        </w:tc>
+        <w:tc>
+          <w:tcPr>
+            <w:tcW w:w="3376" w:type="dxa"/>
+          </w:tcPr>
+          <w:p>
+            <w:pPr>
+              <w:spacing w:after="20"/>
+              <w:ind w:firstLine="0"/>
+              <w:rPr>
+                <w:sz w:val="24"/>
+                <w:szCs w:val="32"/>
+                <w:lang w:val="en-US"/>
+              </w:rPr>
+            </w:pPr>
+            <w:r>
+              <w:rPr>
+                <w:sz w:val="24"/>
+                <w:szCs w:val="32"/>
+                <w:lang w:val="en-US"/>
+              </w:rPr>
+              <w:t xml:space="preserve">Id (PK), </w:t>
+            </w:r>
+            <w:proofErr w:type="spellStart"/>
+            <w:r>
+              <w:rPr>
+                <w:sz w:val="24"/>
+                <w:szCs w:val="32"/>
+                <w:lang w:val="en-US"/>
+              </w:rPr>
+              <w:t>ProductId</w:t>
+            </w:r>
+            <w:proofErr w:type="spellEnd"/>
+            <w:r>
+              <w:rPr>
+                <w:sz w:val="24"/>
+                <w:szCs w:val="32"/>
+                <w:lang w:val="en-US"/>
+              </w:rPr>
+              <w:t xml:space="preserve"> (FK, UNIQUE)</w:t>
+            </w:r>
+          </w:p>
+        </w:tc>
+        <w:tc>
+          <w:tcPr>
+            <w:tcW w:w="3376" w:type="dxa"/>
+          </w:tcPr>
+          <w:p>
+            <w:pPr>
+              <w:spacing w:after="20"/>
+              <w:ind w:firstLine="0"/>
+              <w:rPr>
+                <w:sz w:val="24"/>
+                <w:szCs w:val="32"/>
+              </w:rPr>
+            </w:pPr>
+            <w:r>
+              <w:rPr>
+                <w:sz w:val="24"/>
+                <w:szCs w:val="32"/>
+              </w:rPr>
+              <w:t>1:1 с продукцией</w:t>
+            </w:r>
+          </w:p>
+        </w:tc>
+      </w:tr>
+      <w:tr>
+        <w:trPr>
+          <w:trHeight w:val="388"/>
+        </w:trPr>
+        <w:tc>
+          <w:tcPr>
+            <w:tcW w:w="3377" w:type="dxa"/>
+          </w:tcPr>
+          <w:p>
+            <w:pPr>
+              <w:spacing w:after="20"/>
+              <w:ind w:firstLine="0"/>
+              <w:rPr>
+                <w:sz w:val="24"/>
+                <w:szCs w:val="32"/>
+              </w:rPr>
+            </w:pPr>
+            <w:proofErr w:type="spellStart"/>
+            <w:r>
+              <w:rPr>
+                <w:sz w:val="24"/>
+                <w:szCs w:val="32"/>
+              </w:rPr>
+              <w:t>SpecMaterial</w:t>
+            </w:r>
+            <w:proofErr w:type="spellEnd"/>
+            <w:r>
+              <w:rPr>
+                <w:sz w:val="24"/>
+                <w:szCs w:val="32"/>
+              </w:rPr>
+              <w:t xml:space="preserve"> (Материалы спецификации)</w:t>
+            </w:r>
+          </w:p>
+        </w:tc>
+        <w:tc>
+          <w:tcPr>
+            <w:tcW w:w="3376" w:type="dxa"/>
+          </w:tcPr>
+          <w:p>
+            <w:pPr>
+              <w:spacing w:after="20"/>
+              <w:ind w:firstLine="0"/>
+              <w:rPr>
+                <w:sz w:val="24"/>
+                <w:szCs w:val="32"/>
+                <w:lang w:val="en-US"/>
+              </w:rPr>
+            </w:pPr>
+            <w:r>
+              <w:rPr>
+                <w:sz w:val="24"/>
+                <w:szCs w:val="32"/>
+                <w:lang w:val="en-US"/>
+              </w:rPr>
+              <w:t xml:space="preserve">Id (PK), </w:t>
+            </w:r>
+            <w:proofErr w:type="spellStart"/>
+            <w:r>
+              <w:rPr>
+                <w:sz w:val="24"/>
+                <w:szCs w:val="32"/>
+                <w:lang w:val="en-US"/>
+              </w:rPr>
+              <w:t>SpecId</w:t>
+            </w:r>
+            <w:proofErr w:type="spellEnd"/>
+            <w:r>
+              <w:rPr>
+                <w:sz w:val="24"/>
+                <w:szCs w:val="32"/>
+                <w:lang w:val="en-US"/>
+              </w:rPr>
+              <w:t xml:space="preserve"> (FK), </w:t>
+            </w:r>
+            <w:proofErr w:type="spellStart"/>
+            <w:r>
+              <w:rPr>
+                <w:sz w:val="24"/>
+                <w:szCs w:val="32"/>
+                <w:lang w:val="en-US"/>
+              </w:rPr>
+              <w:t>MaterialId</w:t>
+            </w:r>
+            <w:proofErr w:type="spellEnd"/>
+            <w:r>
+              <w:rPr>
+                <w:sz w:val="24"/>
+                <w:szCs w:val="32"/>
+                <w:lang w:val="en-US"/>
+              </w:rPr>
+              <w:t xml:space="preserve"> (FK), Norm</w:t>
+            </w:r>
+          </w:p>
+        </w:tc>
+        <w:tc>
+          <w:tcPr>
+            <w:tcW w:w="3376" w:type="dxa"/>
+          </w:tcPr>
+          <w:p>
+            <w:pPr>
+              <w:spacing w:after="20"/>
+              <w:ind w:firstLine="0"/>
+              <w:rPr>
+                <w:sz w:val="24"/>
+                <w:szCs w:val="32"/>
+              </w:rPr>
+            </w:pPr>
+            <w:proofErr w:type="gramStart"/>
+            <w:r>
+              <w:rPr>
+                <w:sz w:val="24"/>
+                <w:szCs w:val="32"/>
+              </w:rPr>
+              <w:t>M:N</w:t>
+            </w:r>
+            <w:proofErr w:type="gramEnd"/>
+            <w:r>
+              <w:rPr>
+                <w:sz w:val="24"/>
+                <w:szCs w:val="32"/>
+              </w:rPr>
+              <w:t xml:space="preserve"> через ассоциативную таблицу</w:t>
+            </w:r>
+          </w:p>
+        </w:tc>
+      </w:tr>
+      <w:tr>
+        <w:trPr>
+          <w:trHeight w:val="403"/>
+        </w:trPr>
+        <w:tc>
+          <w:tcPr>
+            <w:tcW w:w="3377" w:type="dxa"/>
+          </w:tcPr>
+          <w:p>
+            <w:pPr>
+              <w:spacing w:after="20"/>
+              <w:ind w:firstLine="0"/>
+              <w:rPr>
+                <w:sz w:val="24"/>
+                <w:szCs w:val="32"/>
+              </w:rPr>
+            </w:pPr>
+            <w:proofErr w:type="spellStart"/>
+            <w:r>
+              <w:rPr>
+                <w:sz w:val="24"/>
+                <w:szCs w:val="32"/>
+              </w:rPr>
+              <w:t>SpecOperation</w:t>
+            </w:r>
+            <w:proofErr w:type="spellEnd"/>
+            <w:r>
+              <w:rPr>
+                <w:sz w:val="24"/>
+                <w:szCs w:val="32"/>
+              </w:rPr>
+              <w:t xml:space="preserve"> (Операции спецификации)</w:t>
+            </w:r>
+          </w:p>
+        </w:tc>
+        <w:tc>
+          <w:tcPr>
+            <w:tcW w:w="3376" w:type="dxa"/>
+          </w:tcPr>
+          <w:p>
+            <w:pPr>
+              <w:spacing w:after="20"/>
+              <w:ind w:firstLine="0"/>
+              <w:rPr>
+                <w:sz w:val="24"/>
+                <w:szCs w:val="32"/>
+                <w:lang w:val="en-US"/>
+              </w:rPr>
+            </w:pPr>
+            <w:r>
+              <w:rPr>
+                <w:sz w:val="24"/>
+                <w:szCs w:val="32"/>
+                <w:lang w:val="en-US"/>
+              </w:rPr>
+              <w:t xml:space="preserve">Id (PK), </w:t>
+            </w:r>
+            <w:proofErr w:type="spellStart"/>
+            <w:r>
+              <w:rPr>
+                <w:sz w:val="24"/>
+                <w:szCs w:val="32"/>
+                <w:lang w:val="en-US"/>
+              </w:rPr>
+              <w:t>SpecId</w:t>
+            </w:r>
+            <w:proofErr w:type="spellEnd"/>
+            <w:r>
+              <w:rPr>
+                <w:sz w:val="24"/>
+                <w:szCs w:val="32"/>
+                <w:lang w:val="en-US"/>
+              </w:rPr>
+              <w:t xml:space="preserve"> (FK), </w:t>
+            </w:r>
+            <w:proofErr w:type="spellStart"/>
+            <w:r>
+              <w:rPr>
+                <w:sz w:val="24"/>
+                <w:szCs w:val="32"/>
+                <w:lang w:val="en-US"/>
+              </w:rPr>
+              <w:t>OperationId</w:t>
+            </w:r>
+            <w:proofErr w:type="spellEnd"/>
+            <w:r>
+              <w:rPr>
+                <w:sz w:val="24"/>
+                <w:szCs w:val="32"/>
+                <w:lang w:val="en-US"/>
+              </w:rPr>
+              <w:t xml:space="preserve"> (FK), Norm</w:t>
+            </w:r>
+          </w:p>
+        </w:tc>
+        <w:tc>
+          <w:tcPr>
+            <w:tcW w:w="3376" w:type="dxa"/>
+          </w:tcPr>
+          <w:p>
+            <w:pPr>
+              <w:spacing w:after="20"/>
+              <w:ind w:firstLine="0"/>
+              <w:rPr>
+                <w:sz w:val="24"/>
+                <w:szCs w:val="32"/>
+              </w:rPr>
+            </w:pPr>
+            <w:proofErr w:type="gramStart"/>
+            <w:r>
+              <w:rPr>
+                <w:sz w:val="24"/>
+                <w:szCs w:val="32"/>
+              </w:rPr>
+              <w:t>M:N</w:t>
+            </w:r>
+            <w:proofErr w:type="gramEnd"/>
+            <w:r>
+              <w:rPr>
+                <w:sz w:val="24"/>
+                <w:szCs w:val="32"/>
+              </w:rPr>
+              <w:t xml:space="preserve"> через ассоциативную таблицу</w:t>
+            </w:r>
+          </w:p>
+        </w:tc>
+      </w:tr>
+      <w:tr>
+        <w:trPr>
+          <w:trHeight w:val="403"/>
+        </w:trPr>
+        <w:tc>
+          <w:tcPr>
+            <w:tcW w:w="3377" w:type="dxa"/>
+          </w:tcPr>
+          <w:p>
+            <w:pPr>
+              <w:spacing w:after="20"/>
+              <w:ind w:firstLine="0"/>
+              <w:rPr>
+                <w:sz w:val="24"/>
+                <w:szCs w:val="32"/>
+              </w:rPr>
+            </w:pPr>
+            <w:proofErr w:type="spellStart"/>
+            <w:r>
+              <w:rPr>
+                <w:sz w:val="24"/>
+                <w:szCs w:val="32"/>
+              </w:rPr>
+              <w:t>Order</w:t>
+            </w:r>
+            <w:proofErr w:type="spellEnd"/>
+            <w:r>
+              <w:rPr>
+                <w:sz w:val="24"/>
+                <w:szCs w:val="32"/>
+              </w:rPr>
+              <w:t xml:space="preserve"> (Заказ)</w:t>
+            </w:r>
+          </w:p>
+        </w:tc>
+        <w:tc>
+          <w:tcPr>
+            <w:tcW w:w="3376" w:type="dxa"/>
+          </w:tcPr>
+          <w:p>
+            <w:pPr>
+              <w:spacing w:after="20"/>
+              <w:ind w:firstLine="0"/>
+              <w:rPr>
+                <w:sz w:val="24"/>
+                <w:szCs w:val="32"/>
+                <w:lang w:val="en-US"/>
+              </w:rPr>
+            </w:pPr>
+            <w:r>
+              <w:rPr>
+                <w:sz w:val="24"/>
+                <w:szCs w:val="32"/>
+                <w:lang w:val="en-US"/>
+              </w:rPr>
+              <w:t xml:space="preserve">Id (PK), </w:t>
+            </w:r>
+            <w:proofErr w:type="spellStart"/>
+            <w:r>
+              <w:rPr>
+                <w:sz w:val="24"/>
+                <w:szCs w:val="32"/>
+                <w:lang w:val="en-US"/>
+              </w:rPr>
+              <w:t>CustomerId</w:t>
+            </w:r>
+            <w:proofErr w:type="spellEnd"/>
+            <w:r>
+              <w:rPr>
+                <w:sz w:val="24"/>
+                <w:szCs w:val="32"/>
+                <w:lang w:val="en-US"/>
+              </w:rPr>
+              <w:t xml:space="preserve"> (FK), </w:t>
+            </w:r>
+            <w:proofErr w:type="spellStart"/>
+            <w:r>
+              <w:rPr>
+                <w:sz w:val="24"/>
+                <w:szCs w:val="32"/>
+                <w:lang w:val="en-US"/>
+              </w:rPr>
+              <w:t>OrderDate</w:t>
+            </w:r>
+            <w:proofErr w:type="spellEnd"/>
+            <w:r>
+              <w:rPr>
+                <w:sz w:val="24"/>
+                <w:szCs w:val="32"/>
+                <w:lang w:val="en-US"/>
+              </w:rPr>
+              <w:t xml:space="preserve">, </w:t>
+            </w:r>
+            <w:proofErr w:type="spellStart"/>
+            <w:r>
+              <w:rPr>
+                <w:sz w:val="24"/>
+                <w:szCs w:val="32"/>
+                <w:lang w:val="en-US"/>
+              </w:rPr>
+              <w:t>TotalAmount</w:t>
+            </w:r>
+            <w:proofErr w:type="spellEnd"/>
+          </w:p>
+        </w:tc>
+        <w:tc>
+          <w:tcPr>
+            <w:tcW w:w="3376" w:type="dxa"/>
+          </w:tcPr>
+          <w:p>
+            <w:pPr>
+              <w:spacing w:after="20"/>
+              <w:ind w:firstLine="0"/>
+              <w:rPr>
+                <w:sz w:val="24"/>
+                <w:szCs w:val="32"/>
+              </w:rPr>
+            </w:pPr>
+            <w:r>
+              <w:rPr>
+                <w:sz w:val="24"/>
+                <w:szCs w:val="32"/>
+              </w:rPr>
+              <w:t>Заказ покупателя</w:t>
+            </w:r>
+          </w:p>
+        </w:tc>
+      </w:tr>
+      <w:tr>
+        <w:trPr>
+          <w:trHeight w:val="388"/>
+        </w:trPr>
+        <w:tc>
+          <w:tcPr>
+            <w:tcW w:w="3377" w:type="dxa"/>
+          </w:tcPr>
+          <w:p>
+            <w:pPr>
+              <w:spacing w:after="20"/>
+              <w:ind w:firstLine="0"/>
+              <w:rPr>
+                <w:sz w:val="24"/>
+                <w:szCs w:val="32"/>
+              </w:rPr>
+            </w:pPr>
+            <w:proofErr w:type="spellStart"/>
+            <w:r>
+              <w:rPr>
+                <w:sz w:val="24"/>
+                <w:szCs w:val="32"/>
+              </w:rPr>
+              <w:t>OrderDetail</w:t>
+            </w:r>
+            <w:proofErr w:type="spellEnd"/>
+            <w:r>
+              <w:rPr>
+                <w:sz w:val="24"/>
+                <w:szCs w:val="32"/>
+              </w:rPr>
+              <w:t xml:space="preserve"> (Позиция заказа)</w:t>
+            </w:r>
+          </w:p>
+        </w:tc>
+        <w:tc>
+          <w:tcPr>
+            <w:tcW w:w="3376" w:type="dxa"/>
+          </w:tcPr>
+          <w:p>
+            <w:pPr>
+              <w:spacing w:after="20"/>
+              <w:ind w:firstLine="0"/>
+              <w:rPr>
+                <w:sz w:val="24"/>
+                <w:szCs w:val="32"/>
+                <w:lang w:val="en-US"/>
+              </w:rPr>
+            </w:pPr>
+            <w:r>
+              <w:rPr>
+                <w:sz w:val="24"/>
+                <w:szCs w:val="32"/>
+                <w:lang w:val="en-US"/>
+              </w:rPr>
+              <w:t xml:space="preserve">Id (PK), </w:t>
+            </w:r>
+            <w:proofErr w:type="spellStart"/>
+            <w:r>
+              <w:rPr>
+                <w:sz w:val="24"/>
+                <w:szCs w:val="32"/>
+                <w:lang w:val="en-US"/>
+              </w:rPr>
+              <w:t>OrderId</w:t>
+            </w:r>
+            <w:proofErr w:type="spellEnd"/>
+            <w:r>
+              <w:rPr>
+                <w:sz w:val="24"/>
+                <w:szCs w:val="32"/>
+                <w:lang w:val="en-US"/>
+              </w:rPr>
+              <w:t xml:space="preserve"> (FK), </w:t>
+            </w:r>
+            <w:proofErr w:type="spellStart"/>
+            <w:r>
+              <w:rPr>
+                <w:sz w:val="24"/>
+                <w:szCs w:val="32"/>
+                <w:lang w:val="en-US"/>
+              </w:rPr>
+              <w:t>ProductId</w:t>
+            </w:r>
+            <w:proofErr w:type="spellEnd"/>
+            <w:r>
+              <w:rPr>
+                <w:sz w:val="24"/>
+                <w:szCs w:val="32"/>
+                <w:lang w:val="en-US"/>
+              </w:rPr>
+              <w:t xml:space="preserve"> (FK), Quantity</w:t>
+            </w:r>
+          </w:p>
+        </w:tc>
+        <w:tc>
+          <w:tcPr>
+            <w:tcW w:w="3376" w:type="dxa"/>
+          </w:tcPr>
+          <w:p>
+            <w:pPr>
+              <w:spacing w:after="20"/>
+              <w:ind w:firstLine="0"/>
+              <w:rPr>
+                <w:sz w:val="24"/>
+                <w:szCs w:val="32"/>
+              </w:rPr>
+            </w:pPr>
+            <w:proofErr w:type="gramStart"/>
+            <w:r>
+              <w:rPr>
+                <w:sz w:val="24"/>
+                <w:szCs w:val="32"/>
+              </w:rPr>
+              <w:t>M:N</w:t>
+            </w:r>
+            <w:proofErr w:type="gramEnd"/>
+            <w:r>
+              <w:rPr>
+                <w:sz w:val="24"/>
+                <w:szCs w:val="32"/>
+              </w:rPr>
+              <w:t xml:space="preserve">: </w:t>
+            </w:r>
+            <w:proofErr w:type="spellStart"/>
+            <w:r>
+              <w:rPr>
+                <w:sz w:val="24"/>
+                <w:szCs w:val="32"/>
+              </w:rPr>
+              <w:t>Order</w:t>
+            </w:r>
+            <w:proofErr w:type="spellEnd"/>
+            <w:r>
+              <w:rPr>
+                <w:sz w:val="24"/>
+                <w:szCs w:val="32"/>
+              </w:rPr>
+              <w:t xml:space="preserve"> ↔ Product</w:t>
+            </w:r>
+          </w:p>
+        </w:tc>
+      </w:tr>
+      <w:tr>
+        <w:trPr>
+          <w:trHeight w:val="388"/>
+        </w:trPr>
+        <w:tc>
+          <w:tcPr>
+            <w:tcW w:w="3377" w:type="dxa"/>
+          </w:tcPr>
+          <w:p>
+            <w:pPr>
+              <w:spacing w:after="20"/>
+              <w:ind w:firstLine="0"/>
+              <w:rPr>
+                <w:sz w:val="24"/>
+                <w:szCs w:val="32"/>
+              </w:rPr>
+            </w:pPr>
+            <w:r>
+              <w:rPr>
+                <w:sz w:val="24"/>
+                <w:szCs w:val="32"/>
+              </w:rPr>
+              <w:t>User (Пользователь)</w:t>
+            </w:r>
+          </w:p>
+        </w:tc>
+        <w:tc>
+          <w:tcPr>
+            <w:tcW w:w="3376" w:type="dxa"/>
+          </w:tcPr>
+          <w:p>
+            <w:pPr>
+              <w:spacing w:after="20"/>
+              <w:ind w:firstLine="0"/>
+              <w:rPr>
+                <w:sz w:val="24"/>
+                <w:szCs w:val="32"/>
+                <w:lang w:val="en-US"/>
+              </w:rPr>
+            </w:pPr>
+            <w:r>
+              <w:rPr>
+                <w:sz w:val="24"/>
+                <w:szCs w:val="32"/>
+                <w:lang w:val="en-US"/>
+              </w:rPr>
+              <w:t xml:space="preserve">Id (PK), Login (UNIQUE), </w:t>
+            </w:r>
+            <w:proofErr w:type="spellStart"/>
+            <w:r>
+              <w:rPr>
+                <w:sz w:val="24"/>
+                <w:szCs w:val="32"/>
+                <w:lang w:val="en-US"/>
+              </w:rPr>
+              <w:t>PasswordHash</w:t>
+            </w:r>
+            <w:proofErr w:type="spellEnd"/>
+            <w:r>
+              <w:rPr>
+                <w:sz w:val="24"/>
+                <w:szCs w:val="32"/>
+                <w:lang w:val="en-US"/>
+              </w:rPr>
+              <w:t xml:space="preserve">, Salt, Role, </w:t>
+            </w:r>
+            <w:proofErr w:type="spellStart"/>
+            <w:r>
+              <w:rPr>
+                <w:sz w:val="24"/>
+                <w:szCs w:val="32"/>
+                <w:lang w:val="en-US"/>
+              </w:rPr>
+              <w:t>FullName</w:t>
+            </w:r>
+            <w:proofErr w:type="spellEnd"/>
+          </w:p>
+        </w:tc>
+        <w:tc>
+          <w:tcPr>
+            <w:tcW w:w="3376" w:type="dxa"/>
+          </w:tcPr>
+          <w:p>
+            <w:pPr>
+              <w:spacing w:after="20"/>
+              <w:ind w:firstLine="0"/>
+              <w:rPr>
+                <w:sz w:val="24"/>
+                <w:szCs w:val="32"/>
+              </w:rPr>
+            </w:pPr>
+            <w:r>
+              <w:rPr>
+                <w:sz w:val="24"/>
+                <w:szCs w:val="32"/>
+              </w:rPr>
+              <w:t>Аутентификация, RBAC</w:t>
+            </w:r>
+          </w:p>
+        </w:tc>
+      </w:tr>
+    </w:tbl>
+    <w:p>
+      <w:pPr>
+        <w:pStyle w:val="21"/>
+        <w:ind w:left="851"/>
+      </w:pPr>
+      <w:r>
+        <w:t>3.2. Связи между сущностями</w:t>
+      </w:r>
+    </w:p>
+    <w:tbl>
+      <w:tblPr>
+        <w:tblStyle w:val="ad"/>
+        <w:tblW w:w="10144" w:type="dxa"/>
+        <w:tblLook w:val="04A0" w:firstRow="1" w:lastRow="0" w:firstColumn="1" w:lastColumn="0" w:noHBand="0" w:noVBand="1"/>
+      </w:tblPr>
+      <w:tblGrid>
+        <w:gridCol w:w="3381"/>
+        <w:gridCol w:w="3380"/>
+        <w:gridCol w:w="3383"/>
+      </w:tblGrid>
+      <w:tr>
+        <w:trPr>
+          <w:trHeight w:val="206"/>
+        </w:trPr>
+        <w:tc>
+          <w:tcPr>
+            <w:tcW w:w="3381" w:type="dxa"/>
+          </w:tcPr>
+          <w:p>
+            <w:pPr>
+              <w:spacing w:after="20"/>
+              <w:rPr>
+                <w:sz w:val="24"/>
+                <w:szCs w:val="32"/>
+              </w:rPr>
+            </w:pPr>
+            <w:r>
+              <w:rPr>
+                <w:b/>
+                <w:sz w:val="24"/>
+                <w:szCs w:val="32"/>
+              </w:rPr>
+              <w:t>Связь</w:t>
+            </w:r>
+          </w:p>
+        </w:tc>
+        <w:tc>
+          <w:tcPr>
+            <w:tcW w:w="3380" w:type="dxa"/>
+          </w:tcPr>
+          <w:p>
+            <w:pPr>
+              <w:spacing w:after="20"/>
+              <w:rPr>
+                <w:sz w:val="24"/>
+                <w:szCs w:val="32"/>
+              </w:rPr>
+            </w:pPr>
+            <w:r>
+              <w:rPr>
+                <w:b/>
+                <w:sz w:val="24"/>
+                <w:szCs w:val="32"/>
+              </w:rPr>
+              <w:t>Тип</w:t>
+            </w:r>
+          </w:p>
+        </w:tc>
+        <w:tc>
+          <w:tcPr>
+            <w:tcW w:w="3383" w:type="dxa"/>
+          </w:tcPr>
+          <w:p>
+            <w:pPr>
+              <w:spacing w:after="20"/>
+              <w:rPr>
+                <w:sz w:val="24"/>
+                <w:szCs w:val="32"/>
+              </w:rPr>
+            </w:pPr>
+            <w:r>
+              <w:rPr>
+                <w:b/>
+                <w:sz w:val="24"/>
+                <w:szCs w:val="32"/>
+              </w:rPr>
+              <w:t>Ограничение</w:t>
+            </w:r>
+          </w:p>
+        </w:tc>
+      </w:tr>
+      <w:tr>
+        <w:trPr>
+          <w:trHeight w:val="240"/>
+        </w:trPr>
+        <w:tc>
+          <w:tcPr>
+            <w:tcW w:w="3381" w:type="dxa"/>
+          </w:tcPr>
+          <w:p>
+            <w:pPr>
+              <w:spacing w:after="20"/>
+              <w:ind w:firstLine="0"/>
+              <w:rPr>
+                <w:sz w:val="24"/>
+                <w:szCs w:val="32"/>
+              </w:rPr>
+            </w:pPr>
+            <w:r>
+              <w:rPr>
+                <w:sz w:val="24"/>
+                <w:szCs w:val="32"/>
+              </w:rPr>
+              <w:t xml:space="preserve">Customer → </w:t>
+            </w:r>
+            <w:proofErr w:type="spellStart"/>
+            <w:r>
+              <w:rPr>
+                <w:sz w:val="24"/>
+                <w:szCs w:val="32"/>
+              </w:rPr>
+              <w:t>Order</w:t>
+            </w:r>
+            <w:proofErr w:type="spellEnd"/>
+          </w:p>
+        </w:tc>
+        <w:tc>
+          <w:tcPr>
+            <w:tcW w:w="3380" w:type="dxa"/>
+          </w:tcPr>
+          <w:p>
+            <w:pPr>
+              <w:spacing w:after="20"/>
+              <w:rPr>
+                <w:sz w:val="24"/>
+                <w:szCs w:val="32"/>
+              </w:rPr>
+            </w:pPr>
+            <w:r>
+              <w:rPr>
+                <w:sz w:val="24"/>
+                <w:szCs w:val="32"/>
+              </w:rPr>
+              <w:t>1:M</w:t>
+            </w:r>
+          </w:p>
+        </w:tc>
+        <w:tc>
+          <w:tcPr>
+            <w:tcW w:w="3383" w:type="dxa"/>
+          </w:tcPr>
+          <w:p>
+            <w:pPr>
+              <w:spacing w:after="20"/>
+              <w:ind w:firstLine="0"/>
+              <w:rPr>
+                <w:sz w:val="24"/>
+                <w:szCs w:val="32"/>
+              </w:rPr>
+            </w:pPr>
+            <w:r>
+              <w:rPr>
+                <w:sz w:val="24"/>
+                <w:szCs w:val="32"/>
+              </w:rPr>
+              <w:t>Один заказчик — много заказов</w:t>
+            </w:r>
+          </w:p>
+        </w:tc>
+      </w:tr>
+      <w:tr>
+        <w:trPr>
+          <w:trHeight w:val="206"/>
+        </w:trPr>
+        <w:tc>
+          <w:tcPr>
+            <w:tcW w:w="3381" w:type="dxa"/>
+          </w:tcPr>
+          <w:p>
+            <w:pPr>
+              <w:spacing w:after="20"/>
+              <w:ind w:firstLine="0"/>
+              <w:rPr>
+                <w:sz w:val="24"/>
+                <w:szCs w:val="32"/>
+              </w:rPr>
+            </w:pPr>
+            <w:proofErr w:type="spellStart"/>
+            <w:r>
+              <w:rPr>
+                <w:sz w:val="24"/>
+                <w:szCs w:val="32"/>
+              </w:rPr>
+              <w:t>Order</w:t>
+            </w:r>
+            <w:proofErr w:type="spellEnd"/>
+            <w:r>
+              <w:rPr>
+                <w:sz w:val="24"/>
+                <w:szCs w:val="32"/>
+              </w:rPr>
+              <w:t xml:space="preserve"> → </w:t>
+            </w:r>
+            <w:proofErr w:type="spellStart"/>
+            <w:r>
+              <w:rPr>
+                <w:sz w:val="24"/>
+                <w:szCs w:val="32"/>
+              </w:rPr>
+              <w:t>OrderDetail</w:t>
+            </w:r>
+            <w:proofErr w:type="spellEnd"/>
+          </w:p>
+        </w:tc>
+        <w:tc>
+          <w:tcPr>
+            <w:tcW w:w="3380" w:type="dxa"/>
+          </w:tcPr>
+          <w:p>
+            <w:pPr>
+              <w:spacing w:after="20"/>
+              <w:rPr>
+                <w:sz w:val="24"/>
+                <w:szCs w:val="32"/>
+              </w:rPr>
+            </w:pPr>
+            <w:r>
+              <w:rPr>
+                <w:sz w:val="24"/>
+                <w:szCs w:val="32"/>
+              </w:rPr>
+              <w:t>1:M</w:t>
+            </w:r>
+          </w:p>
+        </w:tc>
+        <w:tc>
+          <w:tcPr>
+            <w:tcW w:w="3383" w:type="dxa"/>
+          </w:tcPr>
+          <w:p>
+            <w:pPr>
+              <w:spacing w:after="20"/>
+              <w:ind w:firstLine="0"/>
+              <w:rPr>
+                <w:sz w:val="24"/>
+                <w:szCs w:val="32"/>
+              </w:rPr>
+            </w:pPr>
+            <w:r>
+              <w:rPr>
+                <w:sz w:val="24"/>
+                <w:szCs w:val="32"/>
+              </w:rPr>
+              <w:t>Каскадное удаление позиций</w:t>
+            </w:r>
+          </w:p>
+        </w:tc>
+      </w:tr>
+      <w:tr>
+        <w:trPr>
+          <w:trHeight w:val="164"/>
+        </w:trPr>
+        <w:tc>
+          <w:tcPr>
+            <w:tcW w:w="3381" w:type="dxa"/>
+          </w:tcPr>
+          <w:p>
+            <w:pPr>
+              <w:spacing w:after="20"/>
+              <w:ind w:firstLine="0"/>
+              <w:rPr>
+                <w:sz w:val="24"/>
+                <w:szCs w:val="32"/>
+              </w:rPr>
+            </w:pPr>
+            <w:r>
+              <w:rPr>
+                <w:sz w:val="24"/>
+                <w:szCs w:val="32"/>
+              </w:rPr>
+              <w:t xml:space="preserve">Product → </w:t>
+            </w:r>
+            <w:proofErr w:type="spellStart"/>
+            <w:r>
+              <w:rPr>
+                <w:sz w:val="24"/>
+                <w:szCs w:val="32"/>
+              </w:rPr>
+              <w:t>OrderDetail</w:t>
+            </w:r>
+            <w:proofErr w:type="spellEnd"/>
+          </w:p>
+        </w:tc>
+        <w:tc>
+          <w:tcPr>
+            <w:tcW w:w="3380" w:type="dxa"/>
+          </w:tcPr>
+          <w:p>
+            <w:pPr>
+              <w:spacing w:after="20"/>
+              <w:rPr>
+                <w:sz w:val="24"/>
+                <w:szCs w:val="32"/>
+              </w:rPr>
+            </w:pPr>
+            <w:r>
+              <w:rPr>
+                <w:sz w:val="24"/>
+                <w:szCs w:val="32"/>
+              </w:rPr>
+              <w:t>1:M</w:t>
+            </w:r>
+          </w:p>
+        </w:tc>
+        <w:tc>
+          <w:tcPr>
+            <w:tcW w:w="3383" w:type="dxa"/>
+          </w:tcPr>
+          <w:p>
+            <w:pPr>
+              <w:spacing w:after="20"/>
+              <w:ind w:firstLine="0"/>
+              <w:rPr>
+                <w:sz w:val="24"/>
+                <w:szCs w:val="32"/>
+              </w:rPr>
+            </w:pPr>
+            <w:r>
+              <w:rPr>
+                <w:sz w:val="24"/>
+                <w:szCs w:val="32"/>
+              </w:rPr>
+              <w:t>Позиция ссылается на продукцию</w:t>
+            </w:r>
+          </w:p>
+        </w:tc>
+      </w:tr>
+      <w:tr>
+        <w:trPr>
+          <w:trHeight w:val="206"/>
+        </w:trPr>
+        <w:tc>
+          <w:tcPr>
+            <w:tcW w:w="3381" w:type="dxa"/>
+          </w:tcPr>
+          <w:p>
+            <w:pPr>
+              <w:spacing w:after="20"/>
+              <w:ind w:firstLine="0"/>
+              <w:rPr>
+                <w:sz w:val="24"/>
+                <w:szCs w:val="32"/>
+              </w:rPr>
+            </w:pPr>
+            <w:r>
+              <w:rPr>
+                <w:sz w:val="24"/>
+                <w:szCs w:val="32"/>
+              </w:rPr>
+              <w:t xml:space="preserve">Product → </w:t>
+            </w:r>
+            <w:proofErr w:type="spellStart"/>
+            <w:r>
+              <w:rPr>
+                <w:sz w:val="24"/>
+                <w:szCs w:val="32"/>
+              </w:rPr>
+              <w:t>Specification</w:t>
+            </w:r>
+            <w:proofErr w:type="spellEnd"/>
+          </w:p>
+        </w:tc>
+        <w:tc>
+          <w:tcPr>
+            <w:tcW w:w="3380" w:type="dxa"/>
+          </w:tcPr>
+          <w:p>
+            <w:pPr>
+              <w:spacing w:after="20"/>
+              <w:rPr>
+                <w:sz w:val="24"/>
+                <w:szCs w:val="32"/>
+              </w:rPr>
+            </w:pPr>
+            <w:r>
+              <w:rPr>
+                <w:sz w:val="24"/>
+                <w:szCs w:val="32"/>
+              </w:rPr>
+              <w:t>1:1</w:t>
+            </w:r>
+          </w:p>
+        </w:tc>
+        <w:tc>
+          <w:tcPr>
+            <w:tcW w:w="3383" w:type="dxa"/>
+          </w:tcPr>
+          <w:p>
+            <w:pPr>
+              <w:spacing w:after="20"/>
+              <w:ind w:firstLine="0"/>
+              <w:rPr>
+                <w:sz w:val="24"/>
+                <w:szCs w:val="32"/>
+              </w:rPr>
+            </w:pPr>
+            <w:r>
+              <w:rPr>
+                <w:sz w:val="24"/>
+                <w:szCs w:val="32"/>
+              </w:rPr>
+              <w:t>UNIQUE(</w:t>
+            </w:r>
+            <w:proofErr w:type="spellStart"/>
+            <w:r>
+              <w:rPr>
+                <w:sz w:val="24"/>
+                <w:szCs w:val="32"/>
+              </w:rPr>
+              <w:t>ProductId</w:t>
+            </w:r>
+            <w:proofErr w:type="spellEnd"/>
+            <w:r>
+              <w:rPr>
+                <w:sz w:val="24"/>
+                <w:szCs w:val="32"/>
+              </w:rPr>
+              <w:t>)</w:t>
+            </w:r>
+          </w:p>
+        </w:tc>
+      </w:tr>
+      <w:tr>
+        <w:trPr>
+          <w:trHeight w:val="206"/>
+        </w:trPr>
+        <w:tc>
+          <w:tcPr>
+            <w:tcW w:w="3381" w:type="dxa"/>
+          </w:tcPr>
+          <w:p>
+            <w:pPr>
+              <w:spacing w:after="20"/>
+              <w:ind w:firstLine="0"/>
+              <w:rPr>
+                <w:sz w:val="24"/>
+                <w:szCs w:val="32"/>
+              </w:rPr>
+            </w:pPr>
+            <w:proofErr w:type="spellStart"/>
+            <w:r>
+              <w:rPr>
+                <w:sz w:val="24"/>
+                <w:szCs w:val="32"/>
+              </w:rPr>
+              <w:t>Specification</w:t>
+            </w:r>
+            <w:proofErr w:type="spellEnd"/>
+            <w:r>
+              <w:rPr>
+                <w:sz w:val="24"/>
+                <w:szCs w:val="32"/>
+              </w:rPr>
+              <w:t xml:space="preserve"> → </w:t>
+            </w:r>
+            <w:proofErr w:type="spellStart"/>
+            <w:r>
+              <w:rPr>
+                <w:sz w:val="24"/>
+                <w:szCs w:val="32"/>
+              </w:rPr>
+              <w:t>SpecMaterial</w:t>
+            </w:r>
+            <w:proofErr w:type="spellEnd"/>
+          </w:p>
+        </w:tc>
+        <w:tc>
+          <w:tcPr>
+            <w:tcW w:w="3380" w:type="dxa"/>
+          </w:tcPr>
+          <w:p>
+            <w:pPr>
+              <w:spacing w:after="20"/>
+              <w:rPr>
+                <w:sz w:val="24"/>
+                <w:szCs w:val="32"/>
+              </w:rPr>
+            </w:pPr>
+            <w:r>
+              <w:rPr>
+                <w:sz w:val="24"/>
+                <w:szCs w:val="32"/>
+              </w:rPr>
+              <w:t>1:M</w:t>
+            </w:r>
+          </w:p>
+        </w:tc>
+        <w:tc>
+          <w:tcPr>
+            <w:tcW w:w="3383" w:type="dxa"/>
+          </w:tcPr>
+          <w:p>
+            <w:pPr>
+              <w:spacing w:after="20"/>
+              <w:ind w:firstLine="0"/>
+              <w:rPr>
+                <w:sz w:val="24"/>
+                <w:szCs w:val="32"/>
+              </w:rPr>
+            </w:pPr>
+            <w:r>
+              <w:rPr>
+                <w:sz w:val="24"/>
+                <w:szCs w:val="32"/>
+              </w:rPr>
+              <w:t>Каскадное удаление</w:t>
+            </w:r>
+          </w:p>
+        </w:tc>
+      </w:tr>
+      <w:tr>
+        <w:trPr>
+          <w:trHeight w:val="206"/>
+        </w:trPr>
+        <w:tc>
+          <w:tcPr>
+            <w:tcW w:w="3381" w:type="dxa"/>
+          </w:tcPr>
+          <w:p>
+            <w:pPr>
+              <w:spacing w:after="20"/>
+              <w:ind w:firstLine="0"/>
+              <w:rPr>
+                <w:sz w:val="24"/>
+                <w:szCs w:val="32"/>
+              </w:rPr>
+            </w:pPr>
+            <w:proofErr w:type="spellStart"/>
+            <w:r>
+              <w:rPr>
+                <w:sz w:val="24"/>
+                <w:szCs w:val="32"/>
+              </w:rPr>
+              <w:t>Specification</w:t>
+            </w:r>
+            <w:proofErr w:type="spellEnd"/>
+            <w:r>
+              <w:rPr>
+                <w:sz w:val="24"/>
+                <w:szCs w:val="32"/>
+              </w:rPr>
+              <w:t xml:space="preserve"> → </w:t>
+            </w:r>
+            <w:proofErr w:type="spellStart"/>
+            <w:r>
+              <w:rPr>
+                <w:sz w:val="24"/>
+                <w:szCs w:val="32"/>
+              </w:rPr>
+              <w:t>SpecOperation</w:t>
+            </w:r>
+            <w:proofErr w:type="spellEnd"/>
+          </w:p>
+        </w:tc>
+        <w:tc>
+          <w:tcPr>
+            <w:tcW w:w="3380" w:type="dxa"/>
+          </w:tcPr>
+          <w:p>
+            <w:pPr>
+              <w:spacing w:after="20"/>
+              <w:rPr>
+                <w:sz w:val="24"/>
+                <w:szCs w:val="32"/>
+              </w:rPr>
+            </w:pPr>
+            <w:r>
+              <w:rPr>
+                <w:sz w:val="24"/>
+                <w:szCs w:val="32"/>
+              </w:rPr>
+              <w:t>1:M</w:t>
+            </w:r>
+          </w:p>
+        </w:tc>
+        <w:tc>
+          <w:tcPr>
+            <w:tcW w:w="3383" w:type="dxa"/>
+          </w:tcPr>
+          <w:p>
+            <w:pPr>
+              <w:spacing w:after="20"/>
+              <w:ind w:firstLine="0"/>
+              <w:rPr>
+                <w:sz w:val="24"/>
+                <w:szCs w:val="32"/>
+              </w:rPr>
+            </w:pPr>
+            <w:r>
+              <w:rPr>
+                <w:sz w:val="24"/>
+                <w:szCs w:val="32"/>
+              </w:rPr>
+              <w:t>Каскадное удаление</w:t>
+            </w:r>
+          </w:p>
+        </w:tc>
+      </w:tr>
+      <w:tr>
+        <w:trPr>
+          <w:trHeight w:val="70"/>
+        </w:trPr>
+        <w:tc>
+          <w:tcPr>
+            <w:tcW w:w="3381" w:type="dxa"/>
+          </w:tcPr>
+          <w:p>
+            <w:pPr>
+              <w:spacing w:after="20"/>
+              <w:ind w:firstLine="0"/>
+              <w:rPr>
+                <w:sz w:val="24"/>
+                <w:szCs w:val="32"/>
+              </w:rPr>
+            </w:pPr>
+            <w:proofErr w:type="spellStart"/>
+            <w:r>
+              <w:rPr>
+                <w:sz w:val="24"/>
+                <w:szCs w:val="32"/>
+              </w:rPr>
+              <w:t>Material</w:t>
+            </w:r>
+            <w:proofErr w:type="spellEnd"/>
+            <w:r>
+              <w:rPr>
+                <w:sz w:val="24"/>
+                <w:szCs w:val="32"/>
+              </w:rPr>
+              <w:t xml:space="preserve"> → </w:t>
+            </w:r>
+            <w:proofErr w:type="spellStart"/>
+            <w:r>
+              <w:rPr>
+                <w:sz w:val="24"/>
+                <w:szCs w:val="32"/>
+              </w:rPr>
+              <w:t>SpecMaterial</w:t>
+            </w:r>
+            <w:proofErr w:type="spellEnd"/>
+          </w:p>
+        </w:tc>
+        <w:tc>
+          <w:tcPr>
+            <w:tcW w:w="3380" w:type="dxa"/>
+          </w:tcPr>
+          <w:p>
+            <w:pPr>
+              <w:spacing w:after="20"/>
+              <w:rPr>
+                <w:sz w:val="24"/>
+                <w:szCs w:val="32"/>
+              </w:rPr>
+            </w:pPr>
+            <w:r>
+              <w:rPr>
+                <w:sz w:val="24"/>
+                <w:szCs w:val="32"/>
+              </w:rPr>
+              <w:t>1:M</w:t>
+            </w:r>
+          </w:p>
+        </w:tc>
+        <w:tc>
+          <w:tcPr>
+            <w:tcW w:w="3383" w:type="dxa"/>
+          </w:tcPr>
+          <w:p>
+            <w:pPr>
+              <w:spacing w:after="20"/>
+              <w:ind w:firstLine="0"/>
+              <w:rPr>
+                <w:sz w:val="24"/>
+                <w:szCs w:val="32"/>
+              </w:rPr>
+            </w:pPr>
+            <w:proofErr w:type="gramStart"/>
+            <w:r>
+              <w:rPr>
+                <w:sz w:val="24"/>
+                <w:szCs w:val="32"/>
+              </w:rPr>
+              <w:t>UNIQUE(</w:t>
+            </w:r>
+            <w:proofErr w:type="spellStart"/>
+            <w:proofErr w:type="gramEnd"/>
+            <w:r>
+              <w:rPr>
+                <w:sz w:val="24"/>
+                <w:szCs w:val="32"/>
+              </w:rPr>
+              <w:t>SpecId</w:t>
+            </w:r>
+            <w:proofErr w:type="spellEnd"/>
+            <w:r>
+              <w:rPr>
+                <w:sz w:val="24"/>
+                <w:szCs w:val="32"/>
+              </w:rPr>
+              <w:t xml:space="preserve">, </w:t>
+            </w:r>
+            <w:proofErr w:type="spellStart"/>
+            <w:r>
+              <w:rPr>
+                <w:sz w:val="24"/>
+                <w:szCs w:val="32"/>
+              </w:rPr>
+              <w:t>MaterialId</w:t>
+            </w:r>
+            <w:proofErr w:type="spellEnd"/>
+            <w:r>
+              <w:rPr>
+                <w:sz w:val="24"/>
+                <w:szCs w:val="32"/>
+              </w:rPr>
+              <w:t>)</w:t>
+            </w:r>
+          </w:p>
+        </w:tc>
+      </w:tr>
+      <w:tr>
+        <w:trPr>
+          <w:trHeight w:val="206"/>
+        </w:trPr>
+        <w:tc>
+          <w:tcPr>
+            <w:tcW w:w="3381" w:type="dxa"/>
+          </w:tcPr>
+          <w:p>
+            <w:pPr>
+              <w:spacing w:after="20"/>
+              <w:ind w:firstLine="0"/>
+              <w:rPr>
+                <w:sz w:val="24"/>
+                <w:szCs w:val="32"/>
+              </w:rPr>
+            </w:pPr>
+            <w:proofErr w:type="spellStart"/>
+            <w:r>
+              <w:rPr>
+                <w:sz w:val="24"/>
+                <w:szCs w:val="32"/>
+              </w:rPr>
+              <w:t>Operation</w:t>
+            </w:r>
+            <w:proofErr w:type="spellEnd"/>
+            <w:r>
+              <w:rPr>
+                <w:sz w:val="24"/>
+                <w:szCs w:val="32"/>
+              </w:rPr>
+              <w:t xml:space="preserve"> → </w:t>
+            </w:r>
+            <w:proofErr w:type="spellStart"/>
+            <w:r>
+              <w:rPr>
+                <w:sz w:val="24"/>
+                <w:szCs w:val="32"/>
+              </w:rPr>
+              <w:t>SpecOperation</w:t>
+            </w:r>
+            <w:proofErr w:type="spellEnd"/>
+          </w:p>
+        </w:tc>
+        <w:tc>
+          <w:tcPr>
+            <w:tcW w:w="3380" w:type="dxa"/>
+          </w:tcPr>
+          <w:p>
+            <w:pPr>
+              <w:spacing w:after="20"/>
+              <w:rPr>
+                <w:sz w:val="24"/>
+                <w:szCs w:val="32"/>
+              </w:rPr>
+            </w:pPr>
+            <w:r>
+              <w:rPr>
+                <w:sz w:val="24"/>
+                <w:szCs w:val="32"/>
+              </w:rPr>
+              <w:t>1:M</w:t>
+            </w:r>
+          </w:p>
+        </w:tc>
+        <w:tc>
+          <w:tcPr>
+            <w:tcW w:w="3383" w:type="dxa"/>
+          </w:tcPr>
+          <w:p>
+            <w:pPr>
+              <w:spacing w:after="20"/>
+              <w:ind w:firstLine="0"/>
+              <w:rPr>
+                <w:sz w:val="24"/>
+                <w:szCs w:val="32"/>
+              </w:rPr>
+            </w:pPr>
+            <w:proofErr w:type="gramStart"/>
+            <w:r>
+              <w:rPr>
+                <w:sz w:val="24"/>
+                <w:szCs w:val="32"/>
+              </w:rPr>
+              <w:t>UNIQUE(</w:t>
+            </w:r>
+            <w:proofErr w:type="spellStart"/>
+            <w:proofErr w:type="gramEnd"/>
+            <w:r>
+              <w:rPr>
+                <w:sz w:val="24"/>
+                <w:szCs w:val="32"/>
+              </w:rPr>
+              <w:t>SpecId</w:t>
+            </w:r>
+            <w:proofErr w:type="spellEnd"/>
+            <w:r>
+              <w:rPr>
+                <w:sz w:val="24"/>
+                <w:szCs w:val="32"/>
+              </w:rPr>
+              <w:t xml:space="preserve">, </w:t>
+            </w:r>
+            <w:proofErr w:type="spellStart"/>
+            <w:r>
+              <w:rPr>
+                <w:sz w:val="24"/>
+                <w:szCs w:val="32"/>
+              </w:rPr>
+              <w:t>OperationId</w:t>
+            </w:r>
+            <w:proofErr w:type="spellEnd"/>
+            <w:r>
+              <w:rPr>
+                <w:sz w:val="24"/>
+                <w:szCs w:val="32"/>
+              </w:rPr>
+              <w:t>)</w:t>
+            </w:r>
+          </w:p>
+        </w:tc>
+      </w:tr>
+    </w:tbl>
+    <w:p>
+      <w:pPr>
+        <w:spacing w:after="0"/>
+      </w:pPr>
+    </w:p>
+    <w:p>
+      <w:pPr>
+        <w:pStyle w:val="21"/>
+        <w:ind w:left="851"/>
+      </w:pPr>
+    </w:p>
+    <w:p>
+      <w:pPr>
+        <w:pStyle w:val="21"/>
+        <w:ind w:left="851"/>
+      </w:pPr>
+    </w:p>
+    <w:p>
+      <w:pPr>
+        <w:pStyle w:val="21"/>
+        <w:ind w:left="851"/>
+      </w:pPr>
+    </w:p>
+    <w:p>
+      <w:pPr>
+        <w:pStyle w:val="21"/>
+        <w:rPr>
+          <w:lang w:val="en-US"/>
+        </w:rPr>
+      </w:pPr>
+    </w:p>
+    <w:p>
+      <w:pPr>
+        <w:pStyle w:val="21"/>
+      </w:pPr>
+    </w:p>
+    <w:p>
+      <w:pPr>
+        <w:pStyle w:val="21"/>
+        <w:ind w:left="851"/>
+      </w:pPr>
+      <w:r>
+        <w:lastRenderedPageBreak/>
+        <w:t xml:space="preserve">3.3. </w:t>
+      </w:r>
+      <w:r>
+        <w:rPr>
+          <w:lang w:val="en-US"/>
+        </w:rPr>
+        <w:t>ER-</w:t>
+      </w:r>
+      <w:r>
+        <w:t>Диаграмма</w:t>
+      </w:r>
+    </w:p>
+    <w:p>
+      <w:pPr>
+        <w:pStyle w:val="21"/>
+        <w:ind w:left="851"/>
+        <w:jc w:val="center"/>
+      </w:pPr>
+      <w:r>
+        <w:rPr>
+          <w:noProof/>
+        </w:rPr>
+        <w:drawing>
+          <wp:inline distT="0" distB="0" distL="0" distR="0" wp14:anchorId="3D06AA3E" wp14:editId="16D42D5B">
+            <wp:extent cx="5607140" cy="4914900"/>
+            <wp:effectExtent l="0" t="0" r="0" b="0"/>
+            <wp:docPr id="238869583" name="Рисунок 2"/>
+            <wp:cNvGraphicFramePr>
+              <a:graphicFrameLocks xmlns:a="http://schemas.openxmlformats.org/drawingml/2006/main" noChangeAspect="1"/>
+            </wp:cNvGraphicFramePr>
+            <a:graphic xmlns:a="http://schemas.openxmlformats.org/drawingml/2006/main">
+              <a:graphicData uri="http://schemas.openxmlformats.org/drawingml/2006/picture">
+                <pic:pic xmlns:pic="http://schemas.openxmlformats.org/drawingml/2006/picture">
+                  <pic:nvPicPr>
+                    <pic:cNvPr id="0" name="Picture 6"/>
+                    <pic:cNvPicPr>
+                      <a:picLocks noChangeAspect="1" noChangeArrowheads="1"/>
+                    </pic:cNvPicPr>
+                  </pic:nvPicPr>
+                  <pic:blipFill>
+                    <a:blip r:embed="rId8" cstate="print">
+                      <a:extLst>
+                        <a:ext uri="{28A0092B-C50C-407E-A947-70E740481C1C}">
+                          <a14:useLocalDpi xmlns:a14="http://schemas.microsoft.com/office/drawing/2010/main" val="0"/>
+                        </a:ext>
+                      </a:extLst>
+                    </a:blip>
+                    <a:srcRect/>
+                    <a:stretch>
+                      <a:fillRect/>
+                    </a:stretch>
+                  </pic:blipFill>
+                  <pic:spPr bwMode="auto">
+                    <a:xfrm>
+                      <a:off x="0" y="0"/>
+                      <a:ext cx="5619440" cy="4925682"/>
+                    </a:xfrm>
+                    <a:prstGeom prst="rect">
+                      <a:avLst/>
+                    </a:prstGeom>
+                    <a:noFill/>
+                    <a:ln>
+                      <a:noFill/>
+                    </a:ln>
+                  </pic:spPr>
+                </pic:pic>
+              </a:graphicData>
+            </a:graphic>
+          </wp:inline>
+        </w:drawing>
+      </w:r>
+    </w:p>
+    <w:p>
+      <w:pPr>
+        <w:pStyle w:val="21"/>
+        <w:ind w:left="851"/>
+        <w:jc w:val="center"/>
+      </w:pPr>
+    </w:p>
+    <w:p>
+      <w:pPr>
+        <w:pStyle w:val="21"/>
+        <w:ind w:left="851"/>
+      </w:pPr>
+      <w:r>
+        <w:t>3.4. Приведение к 3НФ</w:t>
+      </w:r>
+    </w:p>
+    <w:p>
+      <w:r>
+        <w:t xml:space="preserve">• 1НФ: все атрибуты </w:t>
+      </w:r>
+      <w:proofErr w:type="spellStart"/>
+      <w:r>
+        <w:t>атомарны</w:t>
+      </w:r>
+      <w:proofErr w:type="spellEnd"/>
+      <w:r>
+        <w:t xml:space="preserve">, повторяющиеся группы вынесены в таблицы </w:t>
+      </w:r>
+      <w:proofErr w:type="spellStart"/>
+      <w:r>
+        <w:t>SpecMaterial</w:t>
+      </w:r>
+      <w:proofErr w:type="spellEnd"/>
+      <w:r>
+        <w:t>/</w:t>
+      </w:r>
+      <w:proofErr w:type="spellStart"/>
+      <w:r>
+        <w:t>SpecOperation</w:t>
+      </w:r>
+      <w:proofErr w:type="spellEnd"/>
+      <w:r>
+        <w:t xml:space="preserve"> (нормы), </w:t>
+      </w:r>
+      <w:proofErr w:type="spellStart"/>
+      <w:r>
+        <w:t>OrderDetail</w:t>
+      </w:r>
+      <w:proofErr w:type="spellEnd"/>
+      <w:r>
+        <w:t xml:space="preserve"> (позиции заказа).</w:t>
+      </w:r>
+    </w:p>
+    <w:p>
+      <w:r>
+        <w:t>• 2НФ: каждый неключевой атрибут полностью зависит от PK; ассоциативные таблицы имеют составную уникальность (</w:t>
+      </w:r>
+      <w:proofErr w:type="spellStart"/>
+      <w:r>
+        <w:t>SpecId</w:t>
+      </w:r>
+      <w:proofErr w:type="spellEnd"/>
+      <w:r>
+        <w:t xml:space="preserve">, </w:t>
+      </w:r>
+      <w:proofErr w:type="spellStart"/>
+      <w:r>
+        <w:t>MaterialId</w:t>
+      </w:r>
+      <w:proofErr w:type="spellEnd"/>
+      <w:r>
+        <w:t>/</w:t>
+      </w:r>
+      <w:proofErr w:type="spellStart"/>
+      <w:r>
+        <w:t>OperationId</w:t>
+      </w:r>
+      <w:proofErr w:type="spellEnd"/>
+      <w:r>
+        <w:t>).</w:t>
+      </w:r>
+    </w:p>
+    <w:p>
+      <w:r>
+        <w:t xml:space="preserve">• 3НФ: отсутствуют транзитивные зависимости: цена хранится только в </w:t>
+      </w:r>
+      <w:proofErr w:type="spellStart"/>
+      <w:r>
+        <w:t>Material</w:t>
+      </w:r>
+      <w:proofErr w:type="spellEnd"/>
+      <w:r>
+        <w:t>/</w:t>
+      </w:r>
+      <w:proofErr w:type="spellStart"/>
+      <w:r>
+        <w:t>Operation</w:t>
+      </w:r>
+      <w:proofErr w:type="spellEnd"/>
+      <w:r>
+        <w:t xml:space="preserve"> (а не дублируется в спецификации), данные клиента — только в Customer.</w:t>
+      </w:r>
+    </w:p>
+    <w:p>
+      <w:pPr>
+        <w:pStyle w:val="21"/>
+        <w:ind w:left="851"/>
+      </w:pPr>
       <w:r>
         <w:t xml:space="preserve"> </w:t>
       </w:r>
@@ -68,101 +2384,19 @@
           <w:b/>
           <w:bCs/>
         </w:rPr>
-        <w:t>Задание:</w:t>
+        <w:t>Вывод:</w:t>
       </w:r>
-    </w:p>
-    <w:p>
-      <w:pPr>
-        <w:pStyle w:val="af"/>
-        <w:numPr>
-          <w:ilvl w:val="0"/>
-          <w:numId w:val="22"/>
-        </w:numPr>
-        <w:contextualSpacing/>
-      </w:pPr>
-    </w:p>
-    <w:p>
-      <w:pPr>
-        <w:pStyle w:val="af"/>
-        <w:numPr>
-          <w:ilvl w:val="0"/>
-          <w:numId w:val="22"/>
-        </w:numPr>
-        <w:contextualSpacing/>
-      </w:pPr>
-    </w:p>
-    <w:p>
-      <w:pPr>
-        <w:pStyle w:val="af"/>
-        <w:numPr>
-          <w:ilvl w:val="0"/>
-          <w:numId w:val="22"/>
-        </w:numPr>
-        <w:contextualSpacing/>
-      </w:pPr>
-    </w:p>
-    <w:p>
-      <w:pPr>
-        <w:pStyle w:val="af"/>
-        <w:numPr>
-          <w:ilvl w:val="0"/>
-          <w:numId w:val="22"/>
-        </w:numPr>
-        <w:contextualSpacing/>
-      </w:pPr>
-    </w:p>
-    <w:p>
-      <w:pPr>
-        <w:pStyle w:val="af"/>
-        <w:numPr>
-          <w:ilvl w:val="0"/>
-          <w:numId w:val="22"/>
-        </w:numPr>
-        <w:contextualSpacing/>
-      </w:pPr>
-    </w:p>
-    <w:p>
-      <w:pPr>
-        <w:pStyle w:val="af"/>
-        <w:numPr>
-          <w:ilvl w:val="0"/>
-          <w:numId w:val="22"/>
-        </w:numPr>
-        <w:contextualSpacing/>
-      </w:pPr>
-    </w:p>
-    <w:p>
-      <w:pPr>
-        <w:pStyle w:val="af"/>
-        <w:numPr>
-          <w:ilvl w:val="0"/>
-          <w:numId w:val="22"/>
-        </w:numPr>
-        <w:contextualSpacing/>
-      </w:pPr>
-    </w:p>
-    <w:p>
-      <w:pPr>
-        <w:ind w:firstLine="0"/>
-      </w:pPr>
-    </w:p>
-    <w:p>
-      <w:pPr>
-        <w:numPr>
-          <w:ilvl w:val="0"/>
-          <w:numId w:val="23"/>
-        </w:numPr>
-        <w:spacing w:after="160" w:line="259" w:lineRule="auto"/>
-        <w:ind w:firstLine="0"/>
-      </w:pPr>
       <w:r>
-        <w:t>Подглава</w:t>
+        <w:t xml:space="preserve"> </w:t>
+      </w:r>
+      <w:r>
+        <w:t>ER-модель из 10 таблиц полностью покрывает предметную область: связь «заказ — позиции — продукция — спецификация — материалы/операции» позволяет рассчитывать полную стоимость заказа на основе норм расхода. Модель реализована в MS SQL Server (Раздел 4, файл 02_CreateTables.sql).</w:t>
       </w:r>
     </w:p>
     <w:sectPr>
-      <w:footerReference w:type="default" r:id="rId8"/>
+      <w:footerReference w:type="default" r:id="rId9"/>
       <w:pgSz w:w="11906" w:h="16838"/>
-      <w:pgMar w:top="964" w:right="680" w:bottom="1985" w:left="1304" w:header="284" w:footer="720" w:gutter="0"/>
+      <w:pgMar w:top="1080" w:right="1080" w:bottom="1080" w:left="1224" w:header="284" w:footer="720" w:gutter="0"/>
       <w:cols w:space="720"/>
       <w:docGrid w:linePitch="272"/>
     </w:sectPr>
@@ -194,6 +2428,7 @@
   <w:p>
     <w:pPr>
       <w:pStyle w:val="a9"/>
+      <w:jc w:val="center"/>
     </w:pPr>
     <w:r>
       <w:rPr>
@@ -202,7 +2437,7 @@
       <mc:AlternateContent>
         <mc:Choice Requires="wpg">
           <w:drawing>
-            <wp:anchor distT="0" distB="0" distL="114300" distR="114300" simplePos="0" relativeHeight="251659264" behindDoc="0" locked="1" layoutInCell="0" allowOverlap="1" wp14:anchorId="1EC0C23F" wp14:editId="26ECC758">
+            <wp:anchor distT="0" distB="0" distL="114300" distR="114300" simplePos="0" relativeHeight="251659264" behindDoc="0" locked="1" layoutInCell="0" allowOverlap="1" wp14:anchorId="2E77C32F" wp14:editId="4387BD69">
               <wp:simplePos x="0" y="0"/>
               <wp:positionH relativeFrom="page">
                 <wp:posOffset>720090</wp:posOffset>
@@ -932,6 +3167,7 @@
                                     </w:rPr>
                                     <w:t xml:space="preserve"> </w:t>
                                   </w:r>
+                                  <w:proofErr w:type="spellStart"/>
                                   <w:r>
                                     <w:rPr>
                                       <w:rFonts w:ascii="GOST type B" w:hAnsi="GOST type B"/>
@@ -939,6 +3175,7 @@
                                     </w:rPr>
                                     <w:t>докум</w:t>
                                   </w:r>
+                                  <w:proofErr w:type="spellEnd"/>
                                   <w:r>
                                     <w:rPr>
                                       <w:rFonts w:ascii="GOST type B" w:hAnsi="GOST type B"/>
@@ -970,6 +3207,7 @@
                                       <w:sz w:val="18"/>
                                     </w:rPr>
                                   </w:pPr>
+                                  <w:proofErr w:type="spellStart"/>
                                   <w:r>
                                     <w:rPr>
                                       <w:rFonts w:ascii="GOST type B" w:hAnsi="GOST type B"/>
@@ -977,6 +3215,7 @@
                                     </w:rPr>
                                     <w:t>Подпись</w:t>
                                   </w:r>
+                                  <w:proofErr w:type="spellEnd"/>
                                 </w:p>
                               </w:tc>
                               <w:tc>
@@ -1074,7 +3313,7 @@
         </mc:Choice>
         <mc:Fallback>
           <w:pict>
-            <v:group w14:anchorId="1EC0C23F" id="Group 1" o:spid="_x0000_s1026" style="position:absolute;left:0;text-align:left;margin-left:56.7pt;margin-top:19.85pt;width:518.9pt;height:802.2pt;z-index:251659264;mso-position-horizontal-relative:page;mso-position-vertical-relative:page" coordorigin="1134,397" coordsize="10378,16044" o:gfxdata="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" o:allowincell="f">
+            <v:group w14:anchorId="2E77C32F" id="Group 1" o:spid="_x0000_s1026" style="position:absolute;left:0;text-align:left;margin-left:56.7pt;margin-top:19.85pt;width:518.9pt;height:802.2pt;z-index:251659264;mso-position-horizontal-relative:page;mso-position-vertical-relative:page" coordorigin="1134,397" coordsize="10378,16044" o:gfxdata="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" o:allowincell="f">
               <v:line id="Line 2" o:spid="_x0000_s1027" style="position:absolute;visibility:visible;mso-wrap-style:square" from="1134,397" to="1134,16441" o:connectortype="straight" o:gfxdata="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" strokeweight="2.25pt"/>
               <v:line id="Line 3" o:spid="_x0000_s1028" style="position:absolute;visibility:visible;mso-wrap-style:square" from="11509,397" to="11509,16441" o:connectortype="straight" o:gfxdata="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" strokeweight="2.25pt"/>
               <v:line id="Line 4" o:spid="_x0000_s1029" style="position:absolute;visibility:visible;mso-wrap-style:square" from="1137,16441" to="11512,16441" o:connectortype="straight" o:gfxdata="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" strokeweight="2.25pt"/>
@@ -1589,6 +3828,7 @@
                               </w:rPr>
                               <w:t xml:space="preserve"> </w:t>
                             </w:r>
+                            <w:proofErr w:type="spellStart"/>
                             <w:r>
                               <w:rPr>
                                 <w:rFonts w:ascii="GOST type B" w:hAnsi="GOST type B"/>
@@ -1596,6 +3836,7 @@
                               </w:rPr>
                               <w:t>докум</w:t>
                             </w:r>
+                            <w:proofErr w:type="spellEnd"/>
                             <w:r>
                               <w:rPr>
                                 <w:rFonts w:ascii="GOST type B" w:hAnsi="GOST type B"/>
@@ -1627,6 +3868,7 @@
                                 <w:sz w:val="18"/>
                               </w:rPr>
                             </w:pPr>
+                            <w:proofErr w:type="spellStart"/>
                             <w:r>
                               <w:rPr>
                                 <w:rFonts w:ascii="GOST type B" w:hAnsi="GOST type B"/>
@@ -1634,6 +3876,7 @@
                               </w:rPr>
                               <w:t>Подпись</w:t>
                             </w:r>
+                            <w:proofErr w:type="spellEnd"/>
                           </w:p>
                         </w:tc>
                         <w:tc>
@@ -4688,8 +6931,12 @@
     <w:qFormat/>
     <w:rsid w:val="00002602"/>
     <w:pPr>
+      <w:spacing w:after="100"/>
       <w:ind w:firstLine="851"/>
     </w:pPr>
+    <w:rPr>
+      <w:sz w:val="22"/>
+    </w:rPr>
   </w:style>
   <w:style w:type="character" w:default="1" w:styleId="a0">
     <w:name w:val="Default Paragraph Font"/>
@@ -4886,7 +7133,7 @@
     <w:unhideWhenUsed/>
     <w:rsid w:val="008178BD"/>
     <w:pPr>
-      <w:spacing w:before="100" w:beforeAutospacing="1" w:after="100" w:afterAutospacing="1"/>
+      <w:spacing w:before="100" w:beforeAutospacing="1" w:afterAutospacing="1"/>
       <w:ind w:firstLine="0"/>
     </w:pPr>
     <w:rPr>
@@ -4942,6 +7189,37 @@
     <w:name w:val="token"/>
     <w:basedOn w:val="a0"/>
     <w:rsid w:val="008178BD"/>
+  </w:style>
+  <w:style w:type="paragraph" w:customStyle="1" w:styleId="1">
+    <w:name w:val="Заголовок1"/>
+    <w:rPr>
+      <w:b/>
+      <w:sz w:val="36"/>
+    </w:rPr>
+  </w:style>
+  <w:style w:type="paragraph" w:customStyle="1" w:styleId="11">
+    <w:name w:val="Заголовок 11"/>
+    <w:rPr>
+      <w:b/>
+      <w:sz w:val="32"/>
+    </w:rPr>
+  </w:style>
+  <w:style w:type="paragraph" w:customStyle="1" w:styleId="21">
+    <w:name w:val="Заголовок 21"/>
+    <w:rPr>
+      <w:b/>
+      <w:sz w:val="26"/>
+    </w:rPr>
+  </w:style>
+  <w:style w:type="paragraph" w:customStyle="1" w:styleId="31">
+    <w:name w:val="Заголовок 31"/>
+    <w:rPr>
+      <w:b/>
+      <w:sz w:val="24"/>
+    </w:rPr>
+  </w:style>
+  <w:style w:type="paragraph" w:customStyle="1" w:styleId="10">
+    <w:name w:val="Маркированный список1"/>
   </w:style>
 </w:styles>
 </file>
